--- a/Entregable2_DemandaTaxis_APA.docx
+++ b/Entregable2_DemandaTaxis_APA.docx
@@ -21,17 +21,13 @@
         <w:jc w:val="center"/>
         <w:rPr>
           <w:rFonts w:ascii="Arial" w:hAnsi="Arial" w:cs="Arial"/>
-          <w:b/>
-          <w:bCs/>
-          <w:sz w:val="20"/>
-          <w:szCs w:val="20"/>
-        </w:rPr>
-      </w:pPr>
-      <w:r>
-        <w:rPr>
-          <w:rFonts w:ascii="Arial" w:hAnsi="Arial" w:cs="Arial"/>
-          <w:b/>
-          <w:bCs/>
+          <w:sz w:val="20"/>
+          <w:szCs w:val="20"/>
+        </w:rPr>
+      </w:pPr>
+      <w:r>
+        <w:rPr>
+          <w:rFonts w:ascii="Arial" w:hAnsi="Arial" w:cs="Arial"/>
           <w:sz w:val="20"/>
           <w:szCs w:val="20"/>
         </w:rPr>
@@ -44,8 +40,6 @@
         <w:jc w:val="center"/>
         <w:rPr>
           <w:rFonts w:ascii="Arial" w:hAnsi="Arial" w:cs="Arial"/>
-          <w:b/>
-          <w:bCs/>
           <w:sz w:val="20"/>
           <w:szCs w:val="20"/>
         </w:rPr>
@@ -57,17 +51,13 @@
         <w:jc w:val="center"/>
         <w:rPr>
           <w:rFonts w:ascii="Arial" w:hAnsi="Arial" w:cs="Arial"/>
-          <w:b/>
-          <w:bCs/>
-          <w:sz w:val="20"/>
-          <w:szCs w:val="20"/>
-        </w:rPr>
-      </w:pPr>
-      <w:r>
-        <w:rPr>
-          <w:rFonts w:ascii="Arial" w:hAnsi="Arial" w:cs="Arial"/>
-          <w:b/>
-          <w:bCs/>
+          <w:sz w:val="20"/>
+          <w:szCs w:val="20"/>
+        </w:rPr>
+      </w:pPr>
+      <w:r>
+        <w:rPr>
+          <w:rFonts w:ascii="Arial" w:hAnsi="Arial" w:cs="Arial"/>
           <w:sz w:val="20"/>
           <w:szCs w:val="20"/>
         </w:rPr>
@@ -80,17 +70,13 @@
         <w:jc w:val="center"/>
         <w:rPr>
           <w:rFonts w:ascii="Arial" w:hAnsi="Arial" w:cs="Arial"/>
-          <w:b/>
-          <w:bCs/>
-          <w:sz w:val="20"/>
-          <w:szCs w:val="20"/>
-        </w:rPr>
-      </w:pPr>
-      <w:r>
-        <w:rPr>
-          <w:rFonts w:ascii="Arial" w:hAnsi="Arial" w:cs="Arial"/>
-          <w:b/>
-          <w:bCs/>
+          <w:sz w:val="20"/>
+          <w:szCs w:val="20"/>
+        </w:rPr>
+      </w:pPr>
+      <w:r>
+        <w:rPr>
+          <w:rFonts w:ascii="Arial" w:hAnsi="Arial" w:cs="Arial"/>
           <w:sz w:val="20"/>
           <w:szCs w:val="20"/>
         </w:rPr>
@@ -120,9 +106,6 @@
       <w:r>
         <w:rPr>
           <w:rFonts w:ascii="Arial" w:hAnsi="Arial" w:cs="Arial"/>
-          <w:b/>
-          <w:bCs/>
-          <w:color w:val="1F3864"/>
           <w:sz w:val="20"/>
           <w:szCs w:val="20"/>
         </w:rPr>
@@ -142,9 +125,6 @@
       <w:r>
         <w:rPr>
           <w:rFonts w:ascii="Arial" w:hAnsi="Arial" w:cs="Arial"/>
-          <w:b/>
-          <w:bCs/>
-          <w:color w:val="1F3864"/>
           <w:sz w:val="20"/>
           <w:szCs w:val="20"/>
         </w:rPr>
@@ -159,6 +139,7 @@
           <w:rFonts w:ascii="Arial" w:hAnsi="Arial" w:cs="Arial"/>
           <w:sz w:val="20"/>
           <w:szCs w:val="20"/>
+          <w:lang w:val="pt-BR"/>
         </w:rPr>
       </w:pPr>
       <w:r>
@@ -168,6 +149,7 @@
           <w:iCs/>
           <w:sz w:val="20"/>
           <w:szCs w:val="20"/>
+          <w:lang w:val="pt-BR"/>
         </w:rPr>
         <w:t>Dataset: Demanda de Taxis/Movilidad (Seaborn: taxis)</w:t>
       </w:r>
@@ -179,6 +161,7 @@
           <w:rFonts w:ascii="Arial" w:hAnsi="Arial" w:cs="Arial"/>
           <w:sz w:val="20"/>
           <w:szCs w:val="20"/>
+          <w:lang w:val="pt-BR"/>
         </w:rPr>
       </w:pPr>
     </w:p>
@@ -188,8 +171,6 @@
         <w:jc w:val="center"/>
         <w:rPr>
           <w:rFonts w:ascii="Arial" w:hAnsi="Arial" w:cs="Arial"/>
-          <w:b/>
-          <w:bCs/>
           <w:sz w:val="20"/>
           <w:szCs w:val="20"/>
           <w:lang w:val="pt-BR"/>
@@ -198,24 +179,11 @@
       <w:r>
         <w:rPr>
           <w:rFonts w:ascii="Arial" w:hAnsi="Arial" w:cs="Arial"/>
-          <w:b/>
-          <w:bCs/>
           <w:sz w:val="20"/>
           <w:szCs w:val="20"/>
           <w:lang w:val="pt-BR"/>
         </w:rPr>
-        <w:t>Maria</w:t>
-      </w:r>
-      <w:r>
-        <w:rPr>
-          <w:rFonts w:ascii="Arial" w:hAnsi="Arial" w:cs="Arial"/>
-          <w:b/>
-          <w:bCs/>
-          <w:sz w:val="20"/>
-          <w:szCs w:val="20"/>
-          <w:lang w:val="pt-BR"/>
-        </w:rPr>
-        <w:t xml:space="preserve"> Alejandra Arango</w:t>
+        <w:t>Maria Alejandra Arango</w:t>
       </w:r>
     </w:p>
     <w:p>
@@ -224,8 +192,6 @@
         <w:jc w:val="center"/>
         <w:rPr>
           <w:rFonts w:ascii="Arial" w:hAnsi="Arial" w:cs="Arial"/>
-          <w:b/>
-          <w:bCs/>
           <w:sz w:val="20"/>
           <w:szCs w:val="20"/>
           <w:lang w:val="pt-BR"/>
@@ -234,8 +200,6 @@
       <w:r>
         <w:rPr>
           <w:rFonts w:ascii="Arial" w:hAnsi="Arial" w:cs="Arial"/>
-          <w:b/>
-          <w:bCs/>
           <w:sz w:val="20"/>
           <w:szCs w:val="20"/>
           <w:lang w:val="pt-BR"/>
@@ -249,8 +213,6 @@
         <w:jc w:val="center"/>
         <w:rPr>
           <w:rFonts w:ascii="Arial" w:hAnsi="Arial" w:cs="Arial"/>
-          <w:b/>
-          <w:bCs/>
           <w:sz w:val="20"/>
           <w:szCs w:val="20"/>
           <w:lang w:val="pt-BR"/>
@@ -259,8 +221,6 @@
       <w:r>
         <w:rPr>
           <w:rFonts w:ascii="Arial" w:hAnsi="Arial" w:cs="Arial"/>
-          <w:b/>
-          <w:bCs/>
           <w:sz w:val="20"/>
           <w:szCs w:val="20"/>
           <w:lang w:val="pt-BR"/>
@@ -274,17 +234,13 @@
         <w:jc w:val="center"/>
         <w:rPr>
           <w:rFonts w:ascii="Arial" w:hAnsi="Arial" w:cs="Arial"/>
-          <w:b/>
-          <w:bCs/>
-          <w:sz w:val="20"/>
-          <w:szCs w:val="20"/>
-        </w:rPr>
-      </w:pPr>
-      <w:r>
-        <w:rPr>
-          <w:rFonts w:ascii="Arial" w:hAnsi="Arial" w:cs="Arial"/>
-          <w:b/>
-          <w:bCs/>
+          <w:sz w:val="20"/>
+          <w:szCs w:val="20"/>
+        </w:rPr>
+      </w:pPr>
+      <w:r>
+        <w:rPr>
+          <w:rFonts w:ascii="Arial" w:hAnsi="Arial" w:cs="Arial"/>
           <w:sz w:val="20"/>
           <w:szCs w:val="20"/>
         </w:rPr>
@@ -297,17 +253,13 @@
         <w:jc w:val="center"/>
         <w:rPr>
           <w:rFonts w:ascii="Arial" w:hAnsi="Arial" w:cs="Arial"/>
-          <w:b/>
-          <w:bCs/>
-          <w:sz w:val="20"/>
-          <w:szCs w:val="20"/>
-        </w:rPr>
-      </w:pPr>
-      <w:r>
-        <w:rPr>
-          <w:rFonts w:ascii="Arial" w:hAnsi="Arial" w:cs="Arial"/>
-          <w:b/>
-          <w:bCs/>
+          <w:sz w:val="20"/>
+          <w:szCs w:val="20"/>
+        </w:rPr>
+      </w:pPr>
+      <w:r>
+        <w:rPr>
+          <w:rFonts w:ascii="Arial" w:hAnsi="Arial" w:cs="Arial"/>
           <w:sz w:val="20"/>
           <w:szCs w:val="20"/>
         </w:rPr>
@@ -316,8 +268,6 @@
       <w:r>
         <w:rPr>
           <w:rFonts w:ascii="Arial" w:hAnsi="Arial" w:cs="Arial"/>
-          <w:b/>
-          <w:bCs/>
           <w:sz w:val="20"/>
           <w:szCs w:val="20"/>
         </w:rPr>
@@ -330,8 +280,6 @@
         <w:jc w:val="center"/>
         <w:rPr>
           <w:rFonts w:ascii="Arial" w:hAnsi="Arial" w:cs="Arial"/>
-          <w:b/>
-          <w:bCs/>
           <w:sz w:val="20"/>
           <w:szCs w:val="20"/>
         </w:rPr>
@@ -343,17 +291,13 @@
         <w:jc w:val="center"/>
         <w:rPr>
           <w:rFonts w:ascii="Arial" w:hAnsi="Arial" w:cs="Arial"/>
-          <w:b/>
-          <w:bCs/>
-          <w:sz w:val="20"/>
-          <w:szCs w:val="20"/>
-        </w:rPr>
-      </w:pPr>
-      <w:r>
-        <w:rPr>
-          <w:rFonts w:ascii="Arial" w:hAnsi="Arial" w:cs="Arial"/>
-          <w:b/>
-          <w:bCs/>
+          <w:sz w:val="20"/>
+          <w:szCs w:val="20"/>
+        </w:rPr>
+      </w:pPr>
+      <w:r>
+        <w:rPr>
+          <w:rFonts w:ascii="Arial" w:hAnsi="Arial" w:cs="Arial"/>
           <w:sz w:val="20"/>
           <w:szCs w:val="20"/>
         </w:rPr>
@@ -366,17 +310,13 @@
         <w:jc w:val="center"/>
         <w:rPr>
           <w:rFonts w:ascii="Arial" w:hAnsi="Arial" w:cs="Arial"/>
-          <w:b/>
-          <w:bCs/>
-          <w:sz w:val="20"/>
-          <w:szCs w:val="20"/>
-        </w:rPr>
-      </w:pPr>
-      <w:r>
-        <w:rPr>
-          <w:rFonts w:ascii="Arial" w:hAnsi="Arial" w:cs="Arial"/>
-          <w:b/>
-          <w:bCs/>
+          <w:sz w:val="20"/>
+          <w:szCs w:val="20"/>
+        </w:rPr>
+      </w:pPr>
+      <w:r>
+        <w:rPr>
+          <w:rFonts w:ascii="Arial" w:hAnsi="Arial" w:cs="Arial"/>
           <w:sz w:val="20"/>
           <w:szCs w:val="20"/>
         </w:rPr>
@@ -389,17 +329,13 @@
         <w:jc w:val="center"/>
         <w:rPr>
           <w:rFonts w:ascii="Arial" w:hAnsi="Arial" w:cs="Arial"/>
-          <w:b/>
-          <w:bCs/>
-          <w:sz w:val="20"/>
-          <w:szCs w:val="20"/>
-        </w:rPr>
-      </w:pPr>
-      <w:r>
-        <w:rPr>
-          <w:rFonts w:ascii="Arial" w:hAnsi="Arial" w:cs="Arial"/>
-          <w:b/>
-          <w:bCs/>
+          <w:sz w:val="20"/>
+          <w:szCs w:val="20"/>
+        </w:rPr>
+      </w:pPr>
+      <w:r>
+        <w:rPr>
+          <w:rFonts w:ascii="Arial" w:hAnsi="Arial" w:cs="Arial"/>
           <w:sz w:val="20"/>
           <w:szCs w:val="20"/>
         </w:rPr>
@@ -780,12 +716,6 @@
         <w:gridCol w:w="3041"/>
       </w:tblGrid>
       <w:tr>
-        <w:tblPrEx>
-          <w:tblCellMar>
-            <w:top w:w="0" w:type="dxa"/>
-            <w:bottom w:w="0" w:type="dxa"/>
-          </w:tblCellMar>
-        </w:tblPrEx>
         <w:tc>
           <w:tcPr>
             <w:tcW w:w="500" w:type="dxa"/>
@@ -812,7 +742,6 @@
                 <w:szCs w:val="20"/>
               </w:rPr>
             </w:pPr>
-            <w:proofErr w:type="spellStart"/>
             <w:r>
               <w:rPr>
                 <w:rFonts w:ascii="Arial" w:hAnsi="Arial" w:cs="Arial"/>
@@ -824,7 +753,6 @@
               </w:rPr>
               <w:t>N°</w:t>
             </w:r>
-            <w:proofErr w:type="spellEnd"/>
           </w:p>
         </w:tc>
         <w:tc>
@@ -946,12 +874,6 @@
         </w:tc>
       </w:tr>
       <w:tr>
-        <w:tblPrEx>
-          <w:tblCellMar>
-            <w:top w:w="0" w:type="dxa"/>
-            <w:bottom w:w="0" w:type="dxa"/>
-          </w:tblCellMar>
-        </w:tblPrEx>
         <w:tc>
           <w:tcPr>
             <w:tcW w:w="500" w:type="dxa"/>
@@ -1102,12 +1024,6 @@
         </w:tc>
       </w:tr>
       <w:tr>
-        <w:tblPrEx>
-          <w:tblCellMar>
-            <w:top w:w="0" w:type="dxa"/>
-            <w:bottom w:w="0" w:type="dxa"/>
-          </w:tblCellMar>
-        </w:tblPrEx>
         <w:tc>
           <w:tcPr>
             <w:tcW w:w="500" w:type="dxa"/>
@@ -1260,12 +1176,6 @@
         </w:tc>
       </w:tr>
       <w:tr>
-        <w:tblPrEx>
-          <w:tblCellMar>
-            <w:top w:w="0" w:type="dxa"/>
-            <w:bottom w:w="0" w:type="dxa"/>
-          </w:tblCellMar>
-        </w:tblPrEx>
         <w:tc>
           <w:tcPr>
             <w:tcW w:w="500" w:type="dxa"/>
@@ -1416,12 +1326,6 @@
         </w:tc>
       </w:tr>
       <w:tr>
-        <w:tblPrEx>
-          <w:tblCellMar>
-            <w:top w:w="0" w:type="dxa"/>
-            <w:bottom w:w="0" w:type="dxa"/>
-          </w:tblCellMar>
-        </w:tblPrEx>
         <w:tc>
           <w:tcPr>
             <w:tcW w:w="500" w:type="dxa"/>
@@ -1572,12 +1476,6 @@
         </w:tc>
       </w:tr>
       <w:tr>
-        <w:tblPrEx>
-          <w:tblCellMar>
-            <w:top w:w="0" w:type="dxa"/>
-            <w:bottom w:w="0" w:type="dxa"/>
-          </w:tblCellMar>
-        </w:tblPrEx>
         <w:tc>
           <w:tcPr>
             <w:tcW w:w="500" w:type="dxa"/>
@@ -1728,12 +1626,6 @@
         </w:tc>
       </w:tr>
       <w:tr>
-        <w:tblPrEx>
-          <w:tblCellMar>
-            <w:top w:w="0" w:type="dxa"/>
-            <w:bottom w:w="0" w:type="dxa"/>
-          </w:tblCellMar>
-        </w:tblPrEx>
         <w:tc>
           <w:tcPr>
             <w:tcW w:w="500" w:type="dxa"/>
@@ -1884,12 +1776,6 @@
         </w:tc>
       </w:tr>
       <w:tr>
-        <w:tblPrEx>
-          <w:tblCellMar>
-            <w:top w:w="0" w:type="dxa"/>
-            <w:bottom w:w="0" w:type="dxa"/>
-          </w:tblCellMar>
-        </w:tblPrEx>
         <w:tc>
           <w:tcPr>
             <w:tcW w:w="500" w:type="dxa"/>
@@ -2040,12 +1926,6 @@
         </w:tc>
       </w:tr>
       <w:tr>
-        <w:tblPrEx>
-          <w:tblCellMar>
-            <w:top w:w="0" w:type="dxa"/>
-            <w:bottom w:w="0" w:type="dxa"/>
-          </w:tblCellMar>
-        </w:tblPrEx>
         <w:tc>
           <w:tcPr>
             <w:tcW w:w="500" w:type="dxa"/>
@@ -2196,12 +2076,6 @@
         </w:tc>
       </w:tr>
       <w:tr>
-        <w:tblPrEx>
-          <w:tblCellMar>
-            <w:top w:w="0" w:type="dxa"/>
-            <w:bottom w:w="0" w:type="dxa"/>
-          </w:tblCellMar>
-        </w:tblPrEx>
         <w:tc>
           <w:tcPr>
             <w:tcW w:w="500" w:type="dxa"/>
@@ -2580,7 +2454,7 @@
     </w:p>
     <w:tbl>
       <w:tblPr>
-        <w:tblW w:w="9360" w:type="dxa"/>
+        <w:tblW w:w="9141" w:type="dxa"/>
         <w:tblBorders>
           <w:top w:val="single" w:sz="4" w:space="0" w:color="auto"/>
           <w:left w:val="single" w:sz="4" w:space="0" w:color="auto"/>
@@ -2596,22 +2470,18 @@
         <w:tblLook w:val="04A0" w:firstRow="1" w:lastRow="0" w:firstColumn="1" w:lastColumn="0" w:noHBand="0" w:noVBand="1"/>
       </w:tblPr>
       <w:tblGrid>
-        <w:gridCol w:w="1463"/>
-        <w:gridCol w:w="2025"/>
-        <w:gridCol w:w="2051"/>
-        <w:gridCol w:w="2047"/>
-        <w:gridCol w:w="1774"/>
+        <w:gridCol w:w="1829"/>
+        <w:gridCol w:w="2531"/>
+        <w:gridCol w:w="2564"/>
+        <w:gridCol w:w="2217"/>
       </w:tblGrid>
       <w:tr>
-        <w:tblPrEx>
-          <w:tblCellMar>
-            <w:top w:w="0" w:type="dxa"/>
-            <w:bottom w:w="0" w:type="dxa"/>
-          </w:tblCellMar>
-        </w:tblPrEx>
-        <w:tc>
-          <w:tcPr>
-            <w:tcW w:w="1000" w:type="dxa"/>
+        <w:trPr>
+          <w:trHeight w:val="486"/>
+        </w:trPr>
+        <w:tc>
+          <w:tcPr>
+            <w:tcW w:w="1829" w:type="dxa"/>
             <w:tcBorders>
               <w:top w:val="single" w:sz="1" w:space="0" w:color="CCCCCC"/>
               <w:left w:val="single" w:sz="1" w:space="0" w:color="CCCCCC"/>
@@ -2650,7 +2520,7 @@
         </w:tc>
         <w:tc>
           <w:tcPr>
-            <w:tcW w:w="2200" w:type="dxa"/>
+            <w:tcW w:w="2531" w:type="dxa"/>
             <w:tcBorders>
               <w:top w:val="single" w:sz="1" w:space="0" w:color="CCCCCC"/>
               <w:left w:val="single" w:sz="1" w:space="0" w:color="CCCCCC"/>
@@ -2689,7 +2559,7 @@
         </w:tc>
         <w:tc>
           <w:tcPr>
-            <w:tcW w:w="2200" w:type="dxa"/>
+            <w:tcW w:w="2564" w:type="dxa"/>
             <w:tcBorders>
               <w:top w:val="single" w:sz="1" w:space="0" w:color="CCCCCC"/>
               <w:left w:val="single" w:sz="1" w:space="0" w:color="CCCCCC"/>
@@ -2728,7 +2598,7 @@
         </w:tc>
         <w:tc>
           <w:tcPr>
-            <w:tcW w:w="2200" w:type="dxa"/>
+            <w:tcW w:w="2217" w:type="dxa"/>
             <w:tcBorders>
               <w:top w:val="single" w:sz="1" w:space="0" w:color="CCCCCC"/>
               <w:left w:val="single" w:sz="1" w:space="0" w:color="CCCCCC"/>
@@ -2761,60 +2631,18 @@
                 <w:sz w:val="20"/>
                 <w:szCs w:val="20"/>
               </w:rPr>
-              <w:t>Eigenvalue</w:t>
-            </w:r>
-          </w:p>
-        </w:tc>
-        <w:tc>
-          <w:tcPr>
-            <w:tcW w:w="1760" w:type="dxa"/>
-            <w:tcBorders>
-              <w:top w:val="single" w:sz="1" w:space="0" w:color="CCCCCC"/>
-              <w:left w:val="single" w:sz="1" w:space="0" w:color="CCCCCC"/>
-              <w:bottom w:val="single" w:sz="1" w:space="0" w:color="CCCCCC"/>
-              <w:right w:val="single" w:sz="1" w:space="0" w:color="CCCCCC"/>
-            </w:tcBorders>
-            <w:shd w:val="clear" w:color="auto" w:fill="1F3864"/>
-            <w:tcMar>
-              <w:top w:w="80" w:type="dxa"/>
-              <w:left w:w="120" w:type="dxa"/>
-              <w:bottom w:w="80" w:type="dxa"/>
-              <w:right w:w="120" w:type="dxa"/>
-            </w:tcMar>
-            <w:vAlign w:val="center"/>
-          </w:tcPr>
-          <w:p>
-            <w:pPr>
-              <w:rPr>
-                <w:rFonts w:ascii="Arial" w:hAnsi="Arial" w:cs="Arial"/>
-                <w:sz w:val="20"/>
-                <w:szCs w:val="20"/>
-              </w:rPr>
-            </w:pPr>
-            <w:r>
-              <w:rPr>
-                <w:rFonts w:ascii="Arial" w:hAnsi="Arial" w:cs="Arial"/>
-                <w:b/>
-                <w:bCs/>
-                <w:color w:val="FFFFFF"/>
-                <w:sz w:val="20"/>
-                <w:szCs w:val="20"/>
-              </w:rPr>
               <w:t>¿Seleccionado?</w:t>
             </w:r>
           </w:p>
         </w:tc>
       </w:tr>
       <w:tr>
-        <w:tblPrEx>
-          <w:tblCellMar>
-            <w:top w:w="0" w:type="dxa"/>
-            <w:bottom w:w="0" w:type="dxa"/>
-          </w:tblCellMar>
-        </w:tblPrEx>
-        <w:tc>
-          <w:tcPr>
-            <w:tcW w:w="1000" w:type="dxa"/>
+        <w:trPr>
+          <w:trHeight w:val="279"/>
+        </w:trPr>
+        <w:tc>
+          <w:tcPr>
+            <w:tcW w:w="1829" w:type="dxa"/>
             <w:tcBorders>
               <w:top w:val="single" w:sz="1" w:space="0" w:color="CCCCCC"/>
               <w:left w:val="single" w:sz="1" w:space="0" w:color="CCCCCC"/>
@@ -2851,7 +2679,7 @@
         </w:tc>
         <w:tc>
           <w:tcPr>
-            <w:tcW w:w="2200" w:type="dxa"/>
+            <w:tcW w:w="2531" w:type="dxa"/>
             <w:tcBorders>
               <w:top w:val="single" w:sz="1" w:space="0" w:color="CCCCCC"/>
               <w:left w:val="single" w:sz="1" w:space="0" w:color="CCCCCC"/>
@@ -2882,13 +2710,13 @@
                 <w:sz w:val="20"/>
                 <w:szCs w:val="20"/>
               </w:rPr>
-              <w:t>[Ver Notebook]</w:t>
-            </w:r>
-          </w:p>
-        </w:tc>
-        <w:tc>
-          <w:tcPr>
-            <w:tcW w:w="2200" w:type="dxa"/>
+              <w:t>36.12%</w:t>
+            </w:r>
+          </w:p>
+        </w:tc>
+        <w:tc>
+          <w:tcPr>
+            <w:tcW w:w="2564" w:type="dxa"/>
             <w:tcBorders>
               <w:top w:val="single" w:sz="1" w:space="0" w:color="CCCCCC"/>
               <w:left w:val="single" w:sz="1" w:space="0" w:color="CCCCCC"/>
@@ -2919,50 +2747,13 @@
                 <w:sz w:val="20"/>
                 <w:szCs w:val="20"/>
               </w:rPr>
-              <w:t>[Ver Notebook]</w:t>
-            </w:r>
-          </w:p>
-        </w:tc>
-        <w:tc>
-          <w:tcPr>
-            <w:tcW w:w="2200" w:type="dxa"/>
-            <w:tcBorders>
-              <w:top w:val="single" w:sz="1" w:space="0" w:color="CCCCCC"/>
-              <w:left w:val="single" w:sz="1" w:space="0" w:color="CCCCCC"/>
-              <w:bottom w:val="single" w:sz="1" w:space="0" w:color="CCCCCC"/>
-              <w:right w:val="single" w:sz="1" w:space="0" w:color="CCCCCC"/>
-            </w:tcBorders>
-            <w:shd w:val="clear" w:color="auto" w:fill="FFFFFF"/>
-            <w:tcMar>
-              <w:top w:w="80" w:type="dxa"/>
-              <w:left w:w="120" w:type="dxa"/>
-              <w:bottom w:w="80" w:type="dxa"/>
-              <w:right w:w="120" w:type="dxa"/>
-            </w:tcMar>
-            <w:vAlign w:val="center"/>
-          </w:tcPr>
-          <w:p>
-            <w:pPr>
-              <w:rPr>
-                <w:rFonts w:ascii="Arial" w:hAnsi="Arial" w:cs="Arial"/>
-                <w:sz w:val="20"/>
-                <w:szCs w:val="20"/>
-              </w:rPr>
-            </w:pPr>
-            <w:r>
-              <w:rPr>
-                <w:rFonts w:ascii="Arial" w:hAnsi="Arial" w:cs="Arial"/>
-                <w:color w:val="000000"/>
-                <w:sz w:val="20"/>
-                <w:szCs w:val="20"/>
-              </w:rPr>
-              <w:t>[Ver Notebook]</w:t>
-            </w:r>
-          </w:p>
-        </w:tc>
-        <w:tc>
-          <w:tcPr>
-            <w:tcW w:w="1760" w:type="dxa"/>
+              <w:t>36.12%</w:t>
+            </w:r>
+          </w:p>
+        </w:tc>
+        <w:tc>
+          <w:tcPr>
+            <w:tcW w:w="2217" w:type="dxa"/>
             <w:tcBorders>
               <w:top w:val="single" w:sz="1" w:space="0" w:color="CCCCCC"/>
               <w:left w:val="single" w:sz="1" w:space="0" w:color="CCCCCC"/>
@@ -3008,15 +2799,12 @@
         </w:tc>
       </w:tr>
       <w:tr>
-        <w:tblPrEx>
-          <w:tblCellMar>
-            <w:top w:w="0" w:type="dxa"/>
-            <w:bottom w:w="0" w:type="dxa"/>
-          </w:tblCellMar>
-        </w:tblPrEx>
-        <w:tc>
-          <w:tcPr>
-            <w:tcW w:w="1000" w:type="dxa"/>
+        <w:trPr>
+          <w:trHeight w:val="279"/>
+        </w:trPr>
+        <w:tc>
+          <w:tcPr>
+            <w:tcW w:w="1829" w:type="dxa"/>
             <w:tcBorders>
               <w:top w:val="single" w:sz="1" w:space="0" w:color="CCCCCC"/>
               <w:left w:val="single" w:sz="1" w:space="0" w:color="CCCCCC"/>
@@ -3053,7 +2841,7 @@
         </w:tc>
         <w:tc>
           <w:tcPr>
-            <w:tcW w:w="2200" w:type="dxa"/>
+            <w:tcW w:w="2531" w:type="dxa"/>
             <w:tcBorders>
               <w:top w:val="single" w:sz="1" w:space="0" w:color="CCCCCC"/>
               <w:left w:val="single" w:sz="1" w:space="0" w:color="CCCCCC"/>
@@ -3084,13 +2872,13 @@
                 <w:sz w:val="20"/>
                 <w:szCs w:val="20"/>
               </w:rPr>
-              <w:t>[Ver Notebook]</w:t>
-            </w:r>
-          </w:p>
-        </w:tc>
-        <w:tc>
-          <w:tcPr>
-            <w:tcW w:w="2200" w:type="dxa"/>
+              <w:t>16.59%</w:t>
+            </w:r>
+          </w:p>
+        </w:tc>
+        <w:tc>
+          <w:tcPr>
+            <w:tcW w:w="2564" w:type="dxa"/>
             <w:tcBorders>
               <w:top w:val="single" w:sz="1" w:space="0" w:color="CCCCCC"/>
               <w:left w:val="single" w:sz="1" w:space="0" w:color="CCCCCC"/>
@@ -3121,50 +2909,13 @@
                 <w:sz w:val="20"/>
                 <w:szCs w:val="20"/>
               </w:rPr>
-              <w:t>[Ver Notebook]</w:t>
-            </w:r>
-          </w:p>
-        </w:tc>
-        <w:tc>
-          <w:tcPr>
-            <w:tcW w:w="2200" w:type="dxa"/>
-            <w:tcBorders>
-              <w:top w:val="single" w:sz="1" w:space="0" w:color="CCCCCC"/>
-              <w:left w:val="single" w:sz="1" w:space="0" w:color="CCCCCC"/>
-              <w:bottom w:val="single" w:sz="1" w:space="0" w:color="CCCCCC"/>
-              <w:right w:val="single" w:sz="1" w:space="0" w:color="CCCCCC"/>
-            </w:tcBorders>
-            <w:shd w:val="clear" w:color="auto" w:fill="DCE6F1"/>
-            <w:tcMar>
-              <w:top w:w="80" w:type="dxa"/>
-              <w:left w:w="120" w:type="dxa"/>
-              <w:bottom w:w="80" w:type="dxa"/>
-              <w:right w:w="120" w:type="dxa"/>
-            </w:tcMar>
-            <w:vAlign w:val="center"/>
-          </w:tcPr>
-          <w:p>
-            <w:pPr>
-              <w:rPr>
-                <w:rFonts w:ascii="Arial" w:hAnsi="Arial" w:cs="Arial"/>
-                <w:sz w:val="20"/>
-                <w:szCs w:val="20"/>
-              </w:rPr>
-            </w:pPr>
-            <w:r>
-              <w:rPr>
-                <w:rFonts w:ascii="Arial" w:hAnsi="Arial" w:cs="Arial"/>
-                <w:color w:val="000000"/>
-                <w:sz w:val="20"/>
-                <w:szCs w:val="20"/>
-              </w:rPr>
-              <w:t>[Ver Notebook]</w:t>
-            </w:r>
-          </w:p>
-        </w:tc>
-        <w:tc>
-          <w:tcPr>
-            <w:tcW w:w="1760" w:type="dxa"/>
+              <w:t>52.71%</w:t>
+            </w:r>
+          </w:p>
+        </w:tc>
+        <w:tc>
+          <w:tcPr>
+            <w:tcW w:w="2217" w:type="dxa"/>
             <w:tcBorders>
               <w:top w:val="single" w:sz="1" w:space="0" w:color="CCCCCC"/>
               <w:left w:val="single" w:sz="1" w:space="0" w:color="CCCCCC"/>
@@ -3210,15 +2961,12 @@
         </w:tc>
       </w:tr>
       <w:tr>
-        <w:tblPrEx>
-          <w:tblCellMar>
-            <w:top w:w="0" w:type="dxa"/>
-            <w:bottom w:w="0" w:type="dxa"/>
-          </w:tblCellMar>
-        </w:tblPrEx>
-        <w:tc>
-          <w:tcPr>
-            <w:tcW w:w="1000" w:type="dxa"/>
+        <w:trPr>
+          <w:trHeight w:val="279"/>
+        </w:trPr>
+        <w:tc>
+          <w:tcPr>
+            <w:tcW w:w="1829" w:type="dxa"/>
             <w:tcBorders>
               <w:top w:val="single" w:sz="1" w:space="0" w:color="CCCCCC"/>
               <w:left w:val="single" w:sz="1" w:space="0" w:color="CCCCCC"/>
@@ -3255,7 +3003,7 @@
         </w:tc>
         <w:tc>
           <w:tcPr>
-            <w:tcW w:w="2200" w:type="dxa"/>
+            <w:tcW w:w="2531" w:type="dxa"/>
             <w:tcBorders>
               <w:top w:val="single" w:sz="1" w:space="0" w:color="CCCCCC"/>
               <w:left w:val="single" w:sz="1" w:space="0" w:color="CCCCCC"/>
@@ -3286,13 +3034,13 @@
                 <w:sz w:val="20"/>
                 <w:szCs w:val="20"/>
               </w:rPr>
-              <w:t>[Ver Notebook]</w:t>
-            </w:r>
-          </w:p>
-        </w:tc>
-        <w:tc>
-          <w:tcPr>
-            <w:tcW w:w="2200" w:type="dxa"/>
+              <w:t>13.77%</w:t>
+            </w:r>
+          </w:p>
+        </w:tc>
+        <w:tc>
+          <w:tcPr>
+            <w:tcW w:w="2564" w:type="dxa"/>
             <w:tcBorders>
               <w:top w:val="single" w:sz="1" w:space="0" w:color="CCCCCC"/>
               <w:left w:val="single" w:sz="1" w:space="0" w:color="CCCCCC"/>
@@ -3323,50 +3071,13 @@
                 <w:sz w:val="20"/>
                 <w:szCs w:val="20"/>
               </w:rPr>
-              <w:t>[Ver Notebook]</w:t>
-            </w:r>
-          </w:p>
-        </w:tc>
-        <w:tc>
-          <w:tcPr>
-            <w:tcW w:w="2200" w:type="dxa"/>
-            <w:tcBorders>
-              <w:top w:val="single" w:sz="1" w:space="0" w:color="CCCCCC"/>
-              <w:left w:val="single" w:sz="1" w:space="0" w:color="CCCCCC"/>
-              <w:bottom w:val="single" w:sz="1" w:space="0" w:color="CCCCCC"/>
-              <w:right w:val="single" w:sz="1" w:space="0" w:color="CCCCCC"/>
-            </w:tcBorders>
-            <w:shd w:val="clear" w:color="auto" w:fill="FFFFFF"/>
-            <w:tcMar>
-              <w:top w:w="80" w:type="dxa"/>
-              <w:left w:w="120" w:type="dxa"/>
-              <w:bottom w:w="80" w:type="dxa"/>
-              <w:right w:w="120" w:type="dxa"/>
-            </w:tcMar>
-            <w:vAlign w:val="center"/>
-          </w:tcPr>
-          <w:p>
-            <w:pPr>
-              <w:rPr>
-                <w:rFonts w:ascii="Arial" w:hAnsi="Arial" w:cs="Arial"/>
-                <w:sz w:val="20"/>
-                <w:szCs w:val="20"/>
-              </w:rPr>
-            </w:pPr>
-            <w:r>
-              <w:rPr>
-                <w:rFonts w:ascii="Arial" w:hAnsi="Arial" w:cs="Arial"/>
-                <w:color w:val="000000"/>
-                <w:sz w:val="20"/>
-                <w:szCs w:val="20"/>
-              </w:rPr>
-              <w:t>[Ver Notebook]</w:t>
-            </w:r>
-          </w:p>
-        </w:tc>
-        <w:tc>
-          <w:tcPr>
-            <w:tcW w:w="1760" w:type="dxa"/>
+              <w:t>66.48%</w:t>
+            </w:r>
+          </w:p>
+        </w:tc>
+        <w:tc>
+          <w:tcPr>
+            <w:tcW w:w="2217" w:type="dxa"/>
             <w:tcBorders>
               <w:top w:val="single" w:sz="1" w:space="0" w:color="CCCCCC"/>
               <w:left w:val="single" w:sz="1" w:space="0" w:color="CCCCCC"/>
@@ -3412,15 +3123,12 @@
         </w:tc>
       </w:tr>
       <w:tr>
-        <w:tblPrEx>
-          <w:tblCellMar>
-            <w:top w:w="0" w:type="dxa"/>
-            <w:bottom w:w="0" w:type="dxa"/>
-          </w:tblCellMar>
-        </w:tblPrEx>
-        <w:tc>
-          <w:tcPr>
-            <w:tcW w:w="1000" w:type="dxa"/>
+        <w:trPr>
+          <w:trHeight w:val="291"/>
+        </w:trPr>
+        <w:tc>
+          <w:tcPr>
+            <w:tcW w:w="1829" w:type="dxa"/>
             <w:tcBorders>
               <w:top w:val="single" w:sz="1" w:space="0" w:color="CCCCCC"/>
               <w:left w:val="single" w:sz="1" w:space="0" w:color="CCCCCC"/>
@@ -3451,13 +3159,13 @@
                 <w:sz w:val="20"/>
                 <w:szCs w:val="20"/>
               </w:rPr>
-              <w:t>PC4+</w:t>
-            </w:r>
-          </w:p>
-        </w:tc>
-        <w:tc>
-          <w:tcPr>
-            <w:tcW w:w="2200" w:type="dxa"/>
+              <w:t>PC4</w:t>
+            </w:r>
+          </w:p>
+        </w:tc>
+        <w:tc>
+          <w:tcPr>
+            <w:tcW w:w="2531" w:type="dxa"/>
             <w:tcBorders>
               <w:top w:val="single" w:sz="1" w:space="0" w:color="CCCCCC"/>
               <w:left w:val="single" w:sz="1" w:space="0" w:color="CCCCCC"/>
@@ -3488,13 +3196,13 @@
                 <w:sz w:val="20"/>
                 <w:szCs w:val="20"/>
               </w:rPr>
-              <w:t>[Ver Notebook]</w:t>
-            </w:r>
-          </w:p>
-        </w:tc>
-        <w:tc>
-          <w:tcPr>
-            <w:tcW w:w="2200" w:type="dxa"/>
+              <w:t>10.26%</w:t>
+            </w:r>
+          </w:p>
+        </w:tc>
+        <w:tc>
+          <w:tcPr>
+            <w:tcW w:w="2564" w:type="dxa"/>
             <w:tcBorders>
               <w:top w:val="single" w:sz="1" w:space="0" w:color="CCCCCC"/>
               <w:left w:val="single" w:sz="1" w:space="0" w:color="CCCCCC"/>
@@ -3525,50 +3233,13 @@
                 <w:sz w:val="20"/>
                 <w:szCs w:val="20"/>
               </w:rPr>
-              <w:t>[Ver Notebook]</w:t>
-            </w:r>
-          </w:p>
-        </w:tc>
-        <w:tc>
-          <w:tcPr>
-            <w:tcW w:w="2200" w:type="dxa"/>
-            <w:tcBorders>
-              <w:top w:val="single" w:sz="1" w:space="0" w:color="CCCCCC"/>
-              <w:left w:val="single" w:sz="1" w:space="0" w:color="CCCCCC"/>
-              <w:bottom w:val="single" w:sz="1" w:space="0" w:color="CCCCCC"/>
-              <w:right w:val="single" w:sz="1" w:space="0" w:color="CCCCCC"/>
-            </w:tcBorders>
-            <w:shd w:val="clear" w:color="auto" w:fill="DCE6F1"/>
-            <w:tcMar>
-              <w:top w:w="80" w:type="dxa"/>
-              <w:left w:w="120" w:type="dxa"/>
-              <w:bottom w:w="80" w:type="dxa"/>
-              <w:right w:w="120" w:type="dxa"/>
-            </w:tcMar>
-            <w:vAlign w:val="center"/>
-          </w:tcPr>
-          <w:p>
-            <w:pPr>
-              <w:rPr>
-                <w:rFonts w:ascii="Arial" w:hAnsi="Arial" w:cs="Arial"/>
-                <w:sz w:val="20"/>
-                <w:szCs w:val="20"/>
-              </w:rPr>
-            </w:pPr>
-            <w:r>
-              <w:rPr>
-                <w:rFonts w:ascii="Arial" w:hAnsi="Arial" w:cs="Arial"/>
-                <w:color w:val="000000"/>
-                <w:sz w:val="20"/>
-                <w:szCs w:val="20"/>
-              </w:rPr>
-              <w:t>[Ver Notebook]</w:t>
-            </w:r>
-          </w:p>
-        </w:tc>
-        <w:tc>
-          <w:tcPr>
-            <w:tcW w:w="1760" w:type="dxa"/>
+              <w:t>76.74%</w:t>
+            </w:r>
+          </w:p>
+        </w:tc>
+        <w:tc>
+          <w:tcPr>
+            <w:tcW w:w="2217" w:type="dxa"/>
             <w:tcBorders>
               <w:top w:val="single" w:sz="1" w:space="0" w:color="CCCCCC"/>
               <w:left w:val="single" w:sz="1" w:space="0" w:color="CCCCCC"/>
@@ -3631,7 +3302,7 @@
           <w:sz w:val="20"/>
           <w:szCs w:val="20"/>
         </w:rPr>
-        <w:t>Nota. Los valores de varianza explicada corresponden a la ejecución del Notebook. Actualizar con los resultados reales obtenidos. Elaboración propia.</w:t>
+        <w:t>Nota. Los valores de varianza explicada corresponden a la ejecución del Notebook</w:t>
       </w:r>
     </w:p>
     <w:p>
@@ -3816,12 +3487,6 @@
         <w:gridCol w:w="2860"/>
       </w:tblGrid>
       <w:tr>
-        <w:tblPrEx>
-          <w:tblCellMar>
-            <w:top w:w="0" w:type="dxa"/>
-            <w:bottom w:w="0" w:type="dxa"/>
-          </w:tblCellMar>
-        </w:tblPrEx>
         <w:tc>
           <w:tcPr>
             <w:tcW w:w="2000" w:type="dxa"/>
@@ -3980,12 +3645,6 @@
         </w:tc>
       </w:tr>
       <w:tr>
-        <w:tblPrEx>
-          <w:tblCellMar>
-            <w:top w:w="0" w:type="dxa"/>
-            <w:bottom w:w="0" w:type="dxa"/>
-          </w:tblCellMar>
-        </w:tblPrEx>
         <w:tc>
           <w:tcPr>
             <w:tcW w:w="2000" w:type="dxa"/>
@@ -4093,7 +3752,7 @@
                 <w:sz w:val="20"/>
                 <w:szCs w:val="20"/>
               </w:rPr>
-              <w:t>[Ver Notebook]</w:t>
+              <w:t>3461.9400</w:t>
             </w:r>
           </w:p>
         </w:tc>
@@ -4136,12 +3795,6 @@
         </w:tc>
       </w:tr>
       <w:tr>
-        <w:tblPrEx>
-          <w:tblCellMar>
-            <w:top w:w="0" w:type="dxa"/>
-            <w:bottom w:w="0" w:type="dxa"/>
-          </w:tblCellMar>
-        </w:tblPrEx>
         <w:tc>
           <w:tcPr>
             <w:tcW w:w="2000" w:type="dxa"/>
@@ -4249,7 +3902,7 @@
                 <w:sz w:val="20"/>
                 <w:szCs w:val="20"/>
               </w:rPr>
-              <w:t>[Ver Notebook]</w:t>
+              <w:t>172.7588</w:t>
             </w:r>
           </w:p>
         </w:tc>
@@ -4292,12 +3945,6 @@
         </w:tc>
       </w:tr>
       <w:tr>
-        <w:tblPrEx>
-          <w:tblCellMar>
-            <w:top w:w="0" w:type="dxa"/>
-            <w:bottom w:w="0" w:type="dxa"/>
-          </w:tblCellMar>
-        </w:tblPrEx>
         <w:tc>
           <w:tcPr>
             <w:tcW w:w="2000" w:type="dxa"/>
@@ -4405,7 +4052,7 @@
                 <w:sz w:val="20"/>
                 <w:szCs w:val="20"/>
               </w:rPr>
-              <w:t>[Ver Notebook]</w:t>
+              <w:t>763.1126</w:t>
             </w:r>
           </w:p>
         </w:tc>
@@ -4448,12 +4095,6 @@
         </w:tc>
       </w:tr>
       <w:tr>
-        <w:tblPrEx>
-          <w:tblCellMar>
-            <w:top w:w="0" w:type="dxa"/>
-            <w:bottom w:w="0" w:type="dxa"/>
-          </w:tblCellMar>
-        </w:tblPrEx>
         <w:tc>
           <w:tcPr>
             <w:tcW w:w="2000" w:type="dxa"/>
@@ -4561,7 +4202,7 @@
                 <w:sz w:val="20"/>
                 <w:szCs w:val="20"/>
               </w:rPr>
-              <w:t>[Ver Notebook]</w:t>
+              <w:t>150.3948</w:t>
             </w:r>
           </w:p>
         </w:tc>
@@ -4604,12 +4245,6 @@
         </w:tc>
       </w:tr>
       <w:tr>
-        <w:tblPrEx>
-          <w:tblCellMar>
-            <w:top w:w="0" w:type="dxa"/>
-            <w:bottom w:w="0" w:type="dxa"/>
-          </w:tblCellMar>
-        </w:tblPrEx>
         <w:tc>
           <w:tcPr>
             <w:tcW w:w="2000" w:type="dxa"/>
@@ -4717,7 +4352,7 @@
                 <w:sz w:val="20"/>
                 <w:szCs w:val="20"/>
               </w:rPr>
-              <w:t>[Ver Notebook]</w:t>
+              <w:t>30.4125</w:t>
             </w:r>
           </w:p>
         </w:tc>
@@ -4765,20 +4400,32 @@
         <w:spacing w:before="80" w:after="240" w:line="480" w:lineRule="auto"/>
         <w:rPr>
           <w:rFonts w:ascii="Arial" w:hAnsi="Arial" w:cs="Arial"/>
-          <w:sz w:val="20"/>
-          <w:szCs w:val="20"/>
-        </w:rPr>
-      </w:pPr>
-      <w:r>
-        <w:rPr>
-          <w:rFonts w:ascii="Arial" w:hAnsi="Arial" w:cs="Arial"/>
           <w:i/>
           <w:iCs/>
           <w:sz w:val="20"/>
           <w:szCs w:val="20"/>
         </w:rPr>
-        <w:t>Nota. Los valores de F-Score corresponden a la ejecución del Notebook. Actualizar con resultados reales. p &lt; 0.05 en todos los casos. Elaboración propia.</w:t>
-      </w:r>
+      </w:pPr>
+      <w:r>
+        <w:rPr>
+          <w:rFonts w:ascii="Arial" w:hAnsi="Arial" w:cs="Arial"/>
+          <w:i/>
+          <w:iCs/>
+          <w:sz w:val="20"/>
+          <w:szCs w:val="20"/>
+        </w:rPr>
+        <w:t xml:space="preserve">Nota. Los valores de F-Score corresponden a la ejecución del Notebook. </w:t>
+      </w:r>
+    </w:p>
+    <w:p>
+      <w:pPr>
+        <w:spacing w:before="80" w:after="240" w:line="480" w:lineRule="auto"/>
+        <w:rPr>
+          <w:rFonts w:ascii="Arial" w:hAnsi="Arial" w:cs="Arial"/>
+          <w:sz w:val="20"/>
+          <w:szCs w:val="20"/>
+        </w:rPr>
+      </w:pPr>
     </w:p>
     <w:p>
       <w:pPr>
@@ -4834,25 +4481,7 @@
           <w:sz w:val="20"/>
           <w:szCs w:val="20"/>
         </w:rPr>
-        <w:t xml:space="preserve">Para el entrenamiento de los modelos supervisados se utilizaron las cinco características seleccionadas en el Tópico VII. El dataset se dividió en un 75% para entrenamiento y un 25% para prueba (test), aplicando estratificación sobre la variable objetivo para garantizar que la proporción de clases se mantuviera balanceada en ambos conjuntos. Adicionalmente, se aplicó estandarización mediante </w:t>
-      </w:r>
-      <w:proofErr w:type="spellStart"/>
-      <w:r>
-        <w:rPr>
-          <w:rFonts w:ascii="Arial" w:hAnsi="Arial" w:cs="Arial"/>
-          <w:sz w:val="20"/>
-          <w:szCs w:val="20"/>
-        </w:rPr>
-        <w:t>StandardScaler</w:t>
-      </w:r>
-      <w:proofErr w:type="spellEnd"/>
-      <w:r>
-        <w:rPr>
-          <w:rFonts w:ascii="Arial" w:hAnsi="Arial" w:cs="Arial"/>
-          <w:sz w:val="20"/>
-          <w:szCs w:val="20"/>
-        </w:rPr>
-        <w:t xml:space="preserve"> sobre ambos conjuntos, ajustando el escalador únicamente con los datos de entrenamiento para evitar fuga de información (data leakage).</w:t>
+        <w:t>Para el entrenamiento de los modelos supervisados se utilizaron las cinco características seleccionadas en el Tópico VII. El dataset se dividió en un 75% para entrenamiento y un 25% para prueba (test), aplicando estratificación sobre la variable objetivo para garantizar que la proporción de clases se mantuviera balanceada en ambos conjuntos. Adicionalmente, se aplicó estandarización mediante StandardScaler sobre ambos conjuntos, ajustando el escalador únicamente con los datos de entrenamiento para evitar fuga de información (data leakage).</w:t>
       </w:r>
     </w:p>
     <w:p>
@@ -4874,41 +4503,21 @@
         </w:rPr>
         <w:t xml:space="preserve">La evaluación de cada modelo se realizó sobre el conjunto </w:t>
       </w:r>
-      <w:proofErr w:type="gramStart"/>
-      <w:r>
-        <w:rPr>
-          <w:rFonts w:ascii="Arial" w:hAnsi="Arial" w:cs="Arial"/>
-          <w:sz w:val="20"/>
-          <w:szCs w:val="20"/>
-        </w:rPr>
-        <w:t>de test</w:t>
-      </w:r>
-      <w:proofErr w:type="gramEnd"/>
-      <w:r>
-        <w:rPr>
-          <w:rFonts w:ascii="Arial" w:hAnsi="Arial" w:cs="Arial"/>
-          <w:sz w:val="20"/>
-          <w:szCs w:val="20"/>
-        </w:rPr>
-        <w:t xml:space="preserve"> y mediante validación cruzada de 5 pliegues (CV-5) sobre el conjunto de entrenamiento. Se reportan las métricas accuracy, </w:t>
-      </w:r>
-      <w:proofErr w:type="spellStart"/>
-      <w:r>
-        <w:rPr>
-          <w:rFonts w:ascii="Arial" w:hAnsi="Arial" w:cs="Arial"/>
-          <w:sz w:val="20"/>
-          <w:szCs w:val="20"/>
-        </w:rPr>
-        <w:t>precision</w:t>
-      </w:r>
-      <w:proofErr w:type="spellEnd"/>
-      <w:r>
-        <w:rPr>
-          <w:rFonts w:ascii="Arial" w:hAnsi="Arial" w:cs="Arial"/>
-          <w:sz w:val="20"/>
-          <w:szCs w:val="20"/>
-        </w:rPr>
-        <w:t>, recall y F1-Score, con énfasis en la clase positiva (tip_alto = 1).</w:t>
+      <w:r>
+        <w:rPr>
+          <w:rFonts w:ascii="Arial" w:hAnsi="Arial" w:cs="Arial"/>
+          <w:sz w:val="20"/>
+          <w:szCs w:val="20"/>
+        </w:rPr>
+        <w:t>de prueba</w:t>
+      </w:r>
+      <w:r>
+        <w:rPr>
+          <w:rFonts w:ascii="Arial" w:hAnsi="Arial" w:cs="Arial"/>
+          <w:sz w:val="20"/>
+          <w:szCs w:val="20"/>
+        </w:rPr>
+        <w:t xml:space="preserve"> y mediante validación cruzada de 5 pliegues (CV-5) sobre el conjunto de entrenamiento. Se reportan las métricas accuracy, precision, recall y F1-Score, con énfasis en la clase positiva (tip_alto = 1).</w:t>
       </w:r>
     </w:p>
     <w:p>
@@ -5116,23 +4725,17 @@
         <w:tblLook w:val="04A0" w:firstRow="1" w:lastRow="0" w:firstColumn="1" w:lastColumn="0" w:noHBand="0" w:noVBand="1"/>
       </w:tblPr>
       <w:tblGrid>
-        <w:gridCol w:w="2240"/>
-        <w:gridCol w:w="1447"/>
-        <w:gridCol w:w="1447"/>
-        <w:gridCol w:w="1447"/>
-        <w:gridCol w:w="1447"/>
-        <w:gridCol w:w="1332"/>
+        <w:gridCol w:w="1971"/>
+        <w:gridCol w:w="1714"/>
+        <w:gridCol w:w="1467"/>
+        <w:gridCol w:w="1440"/>
+        <w:gridCol w:w="1440"/>
+        <w:gridCol w:w="1328"/>
       </w:tblGrid>
       <w:tr>
-        <w:tblPrEx>
-          <w:tblCellMar>
-            <w:top w:w="0" w:type="dxa"/>
-            <w:bottom w:w="0" w:type="dxa"/>
-          </w:tblCellMar>
-        </w:tblPrEx>
-        <w:tc>
-          <w:tcPr>
-            <w:tcW w:w="2500" w:type="dxa"/>
+        <w:tc>
+          <w:tcPr>
+            <w:tcW w:w="1971" w:type="dxa"/>
             <w:tcBorders>
               <w:top w:val="single" w:sz="1" w:space="0" w:color="CCCCCC"/>
               <w:left w:val="single" w:sz="1" w:space="0" w:color="CCCCCC"/>
@@ -5171,7 +4774,7 @@
         </w:tc>
         <w:tc>
           <w:tcPr>
-            <w:tcW w:w="1500" w:type="dxa"/>
+            <w:tcW w:w="1714" w:type="dxa"/>
             <w:tcBorders>
               <w:top w:val="single" w:sz="1" w:space="0" w:color="CCCCCC"/>
               <w:left w:val="single" w:sz="1" w:space="0" w:color="CCCCCC"/>
@@ -5210,7 +4813,7 @@
         </w:tc>
         <w:tc>
           <w:tcPr>
-            <w:tcW w:w="1500" w:type="dxa"/>
+            <w:tcW w:w="1467" w:type="dxa"/>
             <w:tcBorders>
               <w:top w:val="single" w:sz="1" w:space="0" w:color="CCCCCC"/>
               <w:left w:val="single" w:sz="1" w:space="0" w:color="CCCCCC"/>
@@ -5249,7 +4852,7 @@
         </w:tc>
         <w:tc>
           <w:tcPr>
-            <w:tcW w:w="1500" w:type="dxa"/>
+            <w:tcW w:w="1440" w:type="dxa"/>
             <w:tcBorders>
               <w:top w:val="single" w:sz="1" w:space="0" w:color="CCCCCC"/>
               <w:left w:val="single" w:sz="1" w:space="0" w:color="CCCCCC"/>
@@ -5288,7 +4891,7 @@
         </w:tc>
         <w:tc>
           <w:tcPr>
-            <w:tcW w:w="1500" w:type="dxa"/>
+            <w:tcW w:w="1440" w:type="dxa"/>
             <w:tcBorders>
               <w:top w:val="single" w:sz="1" w:space="0" w:color="CCCCCC"/>
               <w:left w:val="single" w:sz="1" w:space="0" w:color="CCCCCC"/>
@@ -5327,7 +4930,7 @@
         </w:tc>
         <w:tc>
           <w:tcPr>
-            <w:tcW w:w="1360" w:type="dxa"/>
+            <w:tcW w:w="1328" w:type="dxa"/>
             <w:tcBorders>
               <w:top w:val="single" w:sz="1" w:space="0" w:color="CCCCCC"/>
               <w:left w:val="single" w:sz="1" w:space="0" w:color="CCCCCC"/>
@@ -5366,15 +4969,9 @@
         </w:tc>
       </w:tr>
       <w:tr>
-        <w:tblPrEx>
-          <w:tblCellMar>
-            <w:top w:w="0" w:type="dxa"/>
-            <w:bottom w:w="0" w:type="dxa"/>
-          </w:tblCellMar>
-        </w:tblPrEx>
-        <w:tc>
-          <w:tcPr>
-            <w:tcW w:w="2500" w:type="dxa"/>
+        <w:tc>
+          <w:tcPr>
+            <w:tcW w:w="1971" w:type="dxa"/>
             <w:tcBorders>
               <w:top w:val="single" w:sz="1" w:space="0" w:color="CCCCCC"/>
               <w:left w:val="single" w:sz="1" w:space="0" w:color="CCCCCC"/>
@@ -5411,7 +5008,7 @@
         </w:tc>
         <w:tc>
           <w:tcPr>
-            <w:tcW w:w="1500" w:type="dxa"/>
+            <w:tcW w:w="1714" w:type="dxa"/>
             <w:tcBorders>
               <w:top w:val="single" w:sz="1" w:space="0" w:color="CCCCCC"/>
               <w:left w:val="single" w:sz="1" w:space="0" w:color="CCCCCC"/>
@@ -5442,13 +5039,13 @@
                 <w:sz w:val="20"/>
                 <w:szCs w:val="20"/>
               </w:rPr>
-              <w:t>[Notebook]</w:t>
-            </w:r>
-          </w:p>
-        </w:tc>
-        <w:tc>
-          <w:tcPr>
-            <w:tcW w:w="1500" w:type="dxa"/>
+              <w:t xml:space="preserve"> (99.56%)</w:t>
+            </w:r>
+          </w:p>
+        </w:tc>
+        <w:tc>
+          <w:tcPr>
+            <w:tcW w:w="1467" w:type="dxa"/>
             <w:tcBorders>
               <w:top w:val="single" w:sz="1" w:space="0" w:color="CCCCCC"/>
               <w:left w:val="single" w:sz="1" w:space="0" w:color="CCCCCC"/>
@@ -5479,13 +5076,13 @@
                 <w:sz w:val="20"/>
                 <w:szCs w:val="20"/>
               </w:rPr>
-              <w:t>[Notebook]</w:t>
-            </w:r>
-          </w:p>
-        </w:tc>
-        <w:tc>
-          <w:tcPr>
-            <w:tcW w:w="1500" w:type="dxa"/>
+              <w:t>(99.61%)</w:t>
+            </w:r>
+          </w:p>
+        </w:tc>
+        <w:tc>
+          <w:tcPr>
+            <w:tcW w:w="1440" w:type="dxa"/>
             <w:tcBorders>
               <w:top w:val="single" w:sz="1" w:space="0" w:color="CCCCCC"/>
               <w:left w:val="single" w:sz="1" w:space="0" w:color="CCCCCC"/>
@@ -5516,13 +5113,13 @@
                 <w:sz w:val="20"/>
                 <w:szCs w:val="20"/>
               </w:rPr>
-              <w:t>[Notebook]</w:t>
-            </w:r>
-          </w:p>
-        </w:tc>
-        <w:tc>
-          <w:tcPr>
-            <w:tcW w:w="1500" w:type="dxa"/>
+              <w:t>(100.00%)</w:t>
+            </w:r>
+          </w:p>
+        </w:tc>
+        <w:tc>
+          <w:tcPr>
+            <w:tcW w:w="1440" w:type="dxa"/>
             <w:tcBorders>
               <w:top w:val="single" w:sz="1" w:space="0" w:color="CCCCCC"/>
               <w:left w:val="single" w:sz="1" w:space="0" w:color="CCCCCC"/>
@@ -5553,13 +5150,13 @@
                 <w:sz w:val="20"/>
                 <w:szCs w:val="20"/>
               </w:rPr>
-              <w:t>[Notebook]</w:t>
-            </w:r>
-          </w:p>
-        </w:tc>
-        <w:tc>
-          <w:tcPr>
-            <w:tcW w:w="1360" w:type="dxa"/>
+              <w:t>(100.00%)</w:t>
+            </w:r>
+          </w:p>
+        </w:tc>
+        <w:tc>
+          <w:tcPr>
+            <w:tcW w:w="1328" w:type="dxa"/>
             <w:tcBorders>
               <w:top w:val="single" w:sz="1" w:space="0" w:color="CCCCCC"/>
               <w:left w:val="single" w:sz="1" w:space="0" w:color="CCCCCC"/>
@@ -5590,21 +5187,15 @@
                 <w:sz w:val="20"/>
                 <w:szCs w:val="20"/>
               </w:rPr>
-              <w:t>[Notebook]</w:t>
+              <w:t>Árbol de Decisión</w:t>
             </w:r>
           </w:p>
         </w:tc>
       </w:tr>
       <w:tr>
-        <w:tblPrEx>
-          <w:tblCellMar>
-            <w:top w:w="0" w:type="dxa"/>
-            <w:bottom w:w="0" w:type="dxa"/>
-          </w:tblCellMar>
-        </w:tblPrEx>
-        <w:tc>
-          <w:tcPr>
-            <w:tcW w:w="2500" w:type="dxa"/>
+        <w:tc>
+          <w:tcPr>
+            <w:tcW w:w="1971" w:type="dxa"/>
             <w:tcBorders>
               <w:top w:val="single" w:sz="1" w:space="0" w:color="CCCCCC"/>
               <w:left w:val="single" w:sz="1" w:space="0" w:color="CCCCCC"/>
@@ -5641,7 +5232,7 @@
         </w:tc>
         <w:tc>
           <w:tcPr>
-            <w:tcW w:w="1500" w:type="dxa"/>
+            <w:tcW w:w="1714" w:type="dxa"/>
             <w:tcBorders>
               <w:top w:val="single" w:sz="1" w:space="0" w:color="CCCCCC"/>
               <w:left w:val="single" w:sz="1" w:space="0" w:color="CCCCCC"/>
@@ -5672,13 +5263,13 @@
                 <w:sz w:val="20"/>
                 <w:szCs w:val="20"/>
               </w:rPr>
-              <w:t>[Notebook]</w:t>
-            </w:r>
-          </w:p>
-        </w:tc>
-        <w:tc>
-          <w:tcPr>
-            <w:tcW w:w="1500" w:type="dxa"/>
+              <w:t>0.99</w:t>
+            </w:r>
+          </w:p>
+        </w:tc>
+        <w:tc>
+          <w:tcPr>
+            <w:tcW w:w="1467" w:type="dxa"/>
             <w:tcBorders>
               <w:top w:val="single" w:sz="1" w:space="0" w:color="CCCCCC"/>
               <w:left w:val="single" w:sz="1" w:space="0" w:color="CCCCCC"/>
@@ -5715,7 +5306,7 @@
         </w:tc>
         <w:tc>
           <w:tcPr>
-            <w:tcW w:w="1500" w:type="dxa"/>
+            <w:tcW w:w="1440" w:type="dxa"/>
             <w:tcBorders>
               <w:top w:val="single" w:sz="1" w:space="0" w:color="CCCCCC"/>
               <w:left w:val="single" w:sz="1" w:space="0" w:color="CCCCCC"/>
@@ -5746,13 +5337,13 @@
                 <w:sz w:val="20"/>
                 <w:szCs w:val="20"/>
               </w:rPr>
-              <w:t>[Notebook]</w:t>
-            </w:r>
-          </w:p>
-        </w:tc>
-        <w:tc>
-          <w:tcPr>
-            <w:tcW w:w="1500" w:type="dxa"/>
+              <w:t>1.00</w:t>
+            </w:r>
+          </w:p>
+        </w:tc>
+        <w:tc>
+          <w:tcPr>
+            <w:tcW w:w="1440" w:type="dxa"/>
             <w:tcBorders>
               <w:top w:val="single" w:sz="1" w:space="0" w:color="CCCCCC"/>
               <w:left w:val="single" w:sz="1" w:space="0" w:color="CCCCCC"/>
@@ -5789,7 +5380,7 @@
         </w:tc>
         <w:tc>
           <w:tcPr>
-            <w:tcW w:w="1360" w:type="dxa"/>
+            <w:tcW w:w="1328" w:type="dxa"/>
             <w:tcBorders>
               <w:top w:val="single" w:sz="1" w:space="0" w:color="CCCCCC"/>
               <w:left w:val="single" w:sz="1" w:space="0" w:color="CCCCCC"/>
@@ -5820,21 +5411,15 @@
                 <w:sz w:val="20"/>
                 <w:szCs w:val="20"/>
               </w:rPr>
-              <w:t>[Notebook]</w:t>
+              <w:t>Árbol de Decisión</w:t>
             </w:r>
           </w:p>
         </w:tc>
       </w:tr>
       <w:tr>
-        <w:tblPrEx>
-          <w:tblCellMar>
-            <w:top w:w="0" w:type="dxa"/>
-            <w:bottom w:w="0" w:type="dxa"/>
-          </w:tblCellMar>
-        </w:tblPrEx>
-        <w:tc>
-          <w:tcPr>
-            <w:tcW w:w="2500" w:type="dxa"/>
+        <w:tc>
+          <w:tcPr>
+            <w:tcW w:w="1971" w:type="dxa"/>
             <w:tcBorders>
               <w:top w:val="single" w:sz="1" w:space="0" w:color="CCCCCC"/>
               <w:left w:val="single" w:sz="1" w:space="0" w:color="CCCCCC"/>
@@ -5871,7 +5456,7 @@
         </w:tc>
         <w:tc>
           <w:tcPr>
-            <w:tcW w:w="1500" w:type="dxa"/>
+            <w:tcW w:w="1714" w:type="dxa"/>
             <w:tcBorders>
               <w:top w:val="single" w:sz="1" w:space="0" w:color="CCCCCC"/>
               <w:left w:val="single" w:sz="1" w:space="0" w:color="CCCCCC"/>
@@ -5902,13 +5487,13 @@
                 <w:sz w:val="20"/>
                 <w:szCs w:val="20"/>
               </w:rPr>
-              <w:t>[Notebook]</w:t>
-            </w:r>
-          </w:p>
-        </w:tc>
-        <w:tc>
-          <w:tcPr>
-            <w:tcW w:w="1500" w:type="dxa"/>
+              <w:t>1.00</w:t>
+            </w:r>
+          </w:p>
+        </w:tc>
+        <w:tc>
+          <w:tcPr>
+            <w:tcW w:w="1467" w:type="dxa"/>
             <w:tcBorders>
               <w:top w:val="single" w:sz="1" w:space="0" w:color="CCCCCC"/>
               <w:left w:val="single" w:sz="1" w:space="0" w:color="CCCCCC"/>
@@ -5945,7 +5530,7 @@
         </w:tc>
         <w:tc>
           <w:tcPr>
-            <w:tcW w:w="1500" w:type="dxa"/>
+            <w:tcW w:w="1440" w:type="dxa"/>
             <w:tcBorders>
               <w:top w:val="single" w:sz="1" w:space="0" w:color="CCCCCC"/>
               <w:left w:val="single" w:sz="1" w:space="0" w:color="CCCCCC"/>
@@ -5976,13 +5561,13 @@
                 <w:sz w:val="20"/>
                 <w:szCs w:val="20"/>
               </w:rPr>
-              <w:t>[Notebook]</w:t>
-            </w:r>
-          </w:p>
-        </w:tc>
-        <w:tc>
-          <w:tcPr>
-            <w:tcW w:w="1500" w:type="dxa"/>
+              <w:t>1.00</w:t>
+            </w:r>
+          </w:p>
+        </w:tc>
+        <w:tc>
+          <w:tcPr>
+            <w:tcW w:w="1440" w:type="dxa"/>
             <w:tcBorders>
               <w:top w:val="single" w:sz="1" w:space="0" w:color="CCCCCC"/>
               <w:left w:val="single" w:sz="1" w:space="0" w:color="CCCCCC"/>
@@ -6019,7 +5604,7 @@
         </w:tc>
         <w:tc>
           <w:tcPr>
-            <w:tcW w:w="1360" w:type="dxa"/>
+            <w:tcW w:w="1328" w:type="dxa"/>
             <w:tcBorders>
               <w:top w:val="single" w:sz="1" w:space="0" w:color="CCCCCC"/>
               <w:left w:val="single" w:sz="1" w:space="0" w:color="CCCCCC"/>
@@ -6050,21 +5635,15 @@
                 <w:sz w:val="20"/>
                 <w:szCs w:val="20"/>
               </w:rPr>
-              <w:t>[Notebook]</w:t>
+              <w:t>Empate</w:t>
             </w:r>
           </w:p>
         </w:tc>
       </w:tr>
       <w:tr>
-        <w:tblPrEx>
-          <w:tblCellMar>
-            <w:top w:w="0" w:type="dxa"/>
-            <w:bottom w:w="0" w:type="dxa"/>
-          </w:tblCellMar>
-        </w:tblPrEx>
-        <w:tc>
-          <w:tcPr>
-            <w:tcW w:w="2500" w:type="dxa"/>
+        <w:tc>
+          <w:tcPr>
+            <w:tcW w:w="1971" w:type="dxa"/>
             <w:tcBorders>
               <w:top w:val="single" w:sz="1" w:space="0" w:color="CCCCCC"/>
               <w:left w:val="single" w:sz="1" w:space="0" w:color="CCCCCC"/>
@@ -6101,7 +5680,7 @@
         </w:tc>
         <w:tc>
           <w:tcPr>
-            <w:tcW w:w="1500" w:type="dxa"/>
+            <w:tcW w:w="1714" w:type="dxa"/>
             <w:tcBorders>
               <w:top w:val="single" w:sz="1" w:space="0" w:color="CCCCCC"/>
               <w:left w:val="single" w:sz="1" w:space="0" w:color="CCCCCC"/>
@@ -6132,13 +5711,13 @@
                 <w:sz w:val="20"/>
                 <w:szCs w:val="20"/>
               </w:rPr>
-              <w:t>[Notebook]</w:t>
-            </w:r>
-          </w:p>
-        </w:tc>
-        <w:tc>
-          <w:tcPr>
-            <w:tcW w:w="1500" w:type="dxa"/>
+              <w:t>1.00</w:t>
+            </w:r>
+          </w:p>
+        </w:tc>
+        <w:tc>
+          <w:tcPr>
+            <w:tcW w:w="1467" w:type="dxa"/>
             <w:tcBorders>
               <w:top w:val="single" w:sz="1" w:space="0" w:color="CCCCCC"/>
               <w:left w:val="single" w:sz="1" w:space="0" w:color="CCCCCC"/>
@@ -6175,7 +5754,7 @@
         </w:tc>
         <w:tc>
           <w:tcPr>
-            <w:tcW w:w="1500" w:type="dxa"/>
+            <w:tcW w:w="1440" w:type="dxa"/>
             <w:tcBorders>
               <w:top w:val="single" w:sz="1" w:space="0" w:color="CCCCCC"/>
               <w:left w:val="single" w:sz="1" w:space="0" w:color="CCCCCC"/>
@@ -6206,13 +5785,13 @@
                 <w:sz w:val="20"/>
                 <w:szCs w:val="20"/>
               </w:rPr>
-              <w:t>[Notebook]</w:t>
-            </w:r>
-          </w:p>
-        </w:tc>
-        <w:tc>
-          <w:tcPr>
-            <w:tcW w:w="1500" w:type="dxa"/>
+              <w:t>1.00</w:t>
+            </w:r>
+          </w:p>
+        </w:tc>
+        <w:tc>
+          <w:tcPr>
+            <w:tcW w:w="1440" w:type="dxa"/>
             <w:tcBorders>
               <w:top w:val="single" w:sz="1" w:space="0" w:color="CCCCCC"/>
               <w:left w:val="single" w:sz="1" w:space="0" w:color="CCCCCC"/>
@@ -6249,7 +5828,7 @@
         </w:tc>
         <w:tc>
           <w:tcPr>
-            <w:tcW w:w="1360" w:type="dxa"/>
+            <w:tcW w:w="1328" w:type="dxa"/>
             <w:tcBorders>
               <w:top w:val="single" w:sz="1" w:space="0" w:color="CCCCCC"/>
               <w:left w:val="single" w:sz="1" w:space="0" w:color="CCCCCC"/>
@@ -6280,7 +5859,7 @@
                 <w:sz w:val="20"/>
                 <w:szCs w:val="20"/>
               </w:rPr>
-              <w:t>[Notebook]</w:t>
+              <w:t>Empate</w:t>
             </w:r>
           </w:p>
         </w:tc>
@@ -6303,7 +5882,7 @@
           <w:sz w:val="20"/>
           <w:szCs w:val="20"/>
         </w:rPr>
-        <w:t>Nota. RL = Regresión Logística; DT = Árbol de Decisión (Decision Tree). CV-5 = Validación cruzada de 5 pliegues. Completar con los valores del Notebook. Elaboración propia.</w:t>
+        <w:t xml:space="preserve">Nota. RL = Regresión Logística; DT = Árbol de Decisión (Decision Tree). CV-5 = Validación cruzada de 5 pliegues. </w:t>
       </w:r>
     </w:p>
     <w:p>
@@ -6435,25 +6014,7 @@
           <w:sz w:val="20"/>
           <w:szCs w:val="20"/>
         </w:rPr>
-        <w:t xml:space="preserve">El archivo app.py del repositorio contiene la implementación completa. Para ejecutarlo localmente se utiliza el comando streamlit run app.py, y para el despliegue en la nube se utiliza Streamlit </w:t>
-      </w:r>
-      <w:proofErr w:type="spellStart"/>
-      <w:r>
-        <w:rPr>
-          <w:rFonts w:ascii="Arial" w:hAnsi="Arial" w:cs="Arial"/>
-          <w:sz w:val="20"/>
-          <w:szCs w:val="20"/>
-        </w:rPr>
-        <w:t>Community</w:t>
-      </w:r>
-      <w:proofErr w:type="spellEnd"/>
-      <w:r>
-        <w:rPr>
-          <w:rFonts w:ascii="Arial" w:hAnsi="Arial" w:cs="Arial"/>
-          <w:sz w:val="20"/>
-          <w:szCs w:val="20"/>
-        </w:rPr>
-        <w:t xml:space="preserve"> Cloud, que permite publicar la aplicación de forma gratuita conectándola directamente al repositorio de GitHub.</w:t>
+        <w:t>El archivo app.py del repositorio contiene la implementación completa. Para ejecutarlo localmente se utiliza el comando streamlit run app.py, y para el despliegue en la nube se utiliza Streamlit Community Cloud, que permite publicar la aplicación de forma gratuita conectándola directamente al repositorio de GitHub.</w:t>
       </w:r>
     </w:p>
     <w:p>
@@ -6598,25 +6159,7 @@
           <w:sz w:val="20"/>
           <w:szCs w:val="20"/>
         </w:rPr>
-        <w:t xml:space="preserve">Todo el código fuente, los notebooks, los modelos serializados y la documentación del proyecto se encuentran disponibles en el repositorio público del equipo. El repositorio incluye el </w:t>
-      </w:r>
-      <w:proofErr w:type="spellStart"/>
-      <w:r>
-        <w:rPr>
-          <w:rFonts w:ascii="Arial" w:hAnsi="Arial" w:cs="Arial"/>
-          <w:sz w:val="20"/>
-          <w:szCs w:val="20"/>
-        </w:rPr>
-        <w:t>badge</w:t>
-      </w:r>
-      <w:proofErr w:type="spellEnd"/>
-      <w:r>
-        <w:rPr>
-          <w:rFonts w:ascii="Arial" w:hAnsi="Arial" w:cs="Arial"/>
-          <w:sz w:val="20"/>
-          <w:szCs w:val="20"/>
-        </w:rPr>
-        <w:t xml:space="preserve"> de Google Colab para abrir directamente el notebook en la plataforma, facilitando la reproducibilidad del análisis.</w:t>
+        <w:t>Todo el código fuente, los notebooks, los modelos serializados y la documentación del proyecto se encuentran disponibles en el repositorio público del equipo. El repositorio incluye el badge de Google Colab para abrir directamente el notebook en la plataforma, facilitando la reproducibilidad del análisis.</w:t>
       </w:r>
     </w:p>
     <w:p>
@@ -7199,14 +6742,7 @@
           <w:lang w:val="en-US"/>
         </w:rPr>
       </w:pPr>
-      <w:r>
-        <w:rPr>
-          <w:rFonts w:ascii="Arial" w:hAnsi="Arial" w:cs="Arial"/>
-          <w:sz w:val="20"/>
-          <w:szCs w:val="20"/>
-        </w:rPr>
-        <w:t xml:space="preserve">Streamlit Inc. (2023). </w:t>
-      </w:r>
+      <w:proofErr w:type="spellStart"/>
       <w:r>
         <w:rPr>
           <w:rFonts w:ascii="Arial" w:hAnsi="Arial" w:cs="Arial"/>
@@ -7214,7 +6750,37 @@
           <w:szCs w:val="20"/>
           <w:lang w:val="en-US"/>
         </w:rPr>
-        <w:t>Streamlit: The fastest way to build data apps. https://streamlit.io</w:t>
+        <w:t>Streamlit</w:t>
+      </w:r>
+      <w:proofErr w:type="spellEnd"/>
+      <w:r>
+        <w:rPr>
+          <w:rFonts w:ascii="Arial" w:hAnsi="Arial" w:cs="Arial"/>
+          <w:sz w:val="20"/>
+          <w:szCs w:val="20"/>
+          <w:lang w:val="en-US"/>
+        </w:rPr>
+        <w:t xml:space="preserve"> Inc. (2023). </w:t>
+      </w:r>
+      <w:proofErr w:type="spellStart"/>
+      <w:r>
+        <w:rPr>
+          <w:rFonts w:ascii="Arial" w:hAnsi="Arial" w:cs="Arial"/>
+          <w:sz w:val="20"/>
+          <w:szCs w:val="20"/>
+          <w:lang w:val="en-US"/>
+        </w:rPr>
+        <w:t>Streamlit</w:t>
+      </w:r>
+      <w:proofErr w:type="spellEnd"/>
+      <w:r>
+        <w:rPr>
+          <w:rFonts w:ascii="Arial" w:hAnsi="Arial" w:cs="Arial"/>
+          <w:sz w:val="20"/>
+          <w:szCs w:val="20"/>
+          <w:lang w:val="en-US"/>
+        </w:rPr>
+        <w:t>: The fastest way to build data apps. https://streamlit.io</w:t>
       </w:r>
     </w:p>
     <w:p>
